--- a/por/docx/66.content.docx
+++ b/por/docx/66.content.docx
@@ -11,6 +11,15 @@
         <w:pStyle w:val="Heading2"/>
       </w:pPr>
       <w:r>
+        <w:t>Resource: Notas de Estudo (Tyndale)</w:t>
+      </w:r>
+      <w:r/>
+    </w:p>
+    <w:p>
+      <w:pPr>
+        <w:pStyle w:val="Heading2"/>
+      </w:pPr>
+      <w:r>
         <w:t>License Information</w:t>
       </w:r>
       <w:r/>
@@ -21,7 +30,7 @@
         <w:rPr>
           <w:b/>
         </w:rPr>
-        <w:t>Study Notes (Tyndale)</w:t>
+        <w:t>Notas de Estudo (Tyndale)</w:t>
       </w:r>
       <w:r>
         <w:t xml:space="preserve"> (Portuguese) is based on</w:t>
@@ -74,7 +83,7 @@
         <w:pStyle w:val="Heading1"/>
       </w:pPr>
       <w:r>
-        <w:t>Study Notes (Tyndale)</w:t>
+        <w:t>Notas de Estudo (Tyndale)</w:t>
       </w:r>
     </w:p>
     <w:p>
@@ -83,6 +92,51 @@
           <w:headerReference w:type="even" r:id="rId8"/>
           <w:headerReference w:type="default" r:id="rId9"/>
           <w:footerReference w:type="default" r:id="rId10"/>
+          <w:footnotePr>
+            <w:numRestart w:val="eachSect"/>
+          </w:footnotePr>
+          <w:type w:val="continuous"/>
+          <w:pgSz w:w="12240" w:h="15840" w:code="1"/>
+          <w:pgMar w:top="1440" w:right="1440" w:bottom="1440" w:left="1440" w:header="504" w:footer="504" w:gutter="0"/>
+          <w:cols w:space="708"/>
+          <w:titlePg/>
+          <w:docGrid w:linePitch="360"/>
+        </w:sectPr>
+      </w:pPr>
+    </w:p>
+    <w:p>
+      <w:r/>
+    </w:p>
+    <w:p>
+      <w:pPr>
+        <w:pStyle w:val="Heading2"/>
+      </w:pPr>
+      <w:r>
+        <w:t>REV</w:t>
+      </w:r>
+      <w:r/>
+    </w:p>
+    <w:p>
+      <w:r/>
+      <w:r>
+        <w:rPr>
+          <w:i/>
+        </w:rPr>
+        <w:t>Apocalipse 1.1, Apocalipse 1.1–11, Apocalipse 1.2, Apocalipse 1.3, Apocalipse 1.4, Apocalipse 1.4–8, Apocalipse 1.5, Apocalipse 1.5–6, Apocalipse 1.8, Apocalipse 1.9, Apocalipse 1.9–11, Apocalipse 1.10, Apocalipse 1.11, Apocalipse 1.12, Apocalipse 1.12–20, Apocalipse 1.13, Apocalipse 1.14, Apocalipse 1.15, Apocalipse 1.16, Apocalipse 1.17, Apocalipse 1.18, Apocalipse 1.19, Apocalipse 1.20, Apocalipse 2.1, Apocalipse 2.1–7, Apocalipse 2.1–3.22, Apocalipse 2.2–3, Apocalipse 2.4, Apocalipse 2.5, Apocalipse 2.6, Apocalipse 2.7, Apocalipse 2.8, Apocalipse 2.8–11, Apocalipse 2.9, Apocalipse 2.10, Apocalipse 2.11, Apocalipse 2.12, Apocalipse 2.12–17, Apocalipse 2.13, Apocalipse 2.14–15, Apocalipse 2.17, Apocalipse 2.18, Apocalipse 2.18–29, Apocalipse 2.19, Apocalipse 2.20–21, Apocalipse 2.21, Apocalipse 2.22–23, Apocalipse 2.24, Apocalipse 2.26–28, Apocalipse 3.1, Apocalipse 3.1–6, Apocalipse 3.2–3, Apocalipse 3.4, Apocalipse 3.5, Apocalipse 3.7, Apocalipse 3.7–13, Apocalipse 3.8, Apocalipse 3.9, Apocalipse 3.10, Apocalipse 3.11, Apocalipse 3.12, Apocalipse 3.14, Apocalipse 3.14–22, Apocalipse 3.15–16, Apocalipse 3.17, Apocalipse 3.18, Apocalipse 3.19, Apocalipse 3.20, Apocalipse 3.21, Apocalipse 4.1, Apocalipse 4.1–11, Apocalipse 4.1–5.14, Apocalipse 4.2, Apocalipse 4.3, Apocalipse 4.4, Apocalipse 4.5, Apocalipse 4.6, Apocalipse 4.7, Apocalipse 4.8, Apocalipse 4.9–11, Apocalipse 4.11, Apocalipse 5.1, Apocalipse 5.1–14, Apocalipse 5.2–3, Apocalipse 5.4, Apocalipse 5.5, Apocalipse 5.6, Apocalipse 5.8, Apocalipse 5.9–10, Apocalipse 5.10, Apocalipse 5.11–12, Apocalipse 5.12, Apocalipse 5.13, Apocalipse 5.14, Apocalipse 6.1–8, Apocalipse 6.1–8.1, Apocalipse 6.1–16.21, Apocalipse 6.2, Apocalipse 6.3–4, Apocalipse 6.5–6, Apocalipse 6.7–8, Apocalipse 6.9, Apocalipse 6.9–11, Apocalipse 6.10, Apocalipse 6.11, Apocalipse 6.12–14, Apocalipse 6.12–17, Apocalipse 6.15–17, Apocalipse 7.1–3, Apocalipse 7.1–8, Apocalipse 7.1–17, Apocalipse 7.4–8, Apocalipse 7.9, Apocalipse 7.9–17, Apocalipse 7.10, Apocalipse 7.11–12, Apocalipse 7.14, Apocalipse 7.15, Apocalipse 7.16–17, Apocalipse 8.1, Apocalipse 8.2, Apocalipse 8.2–6, Apocalipse 8.2–11.19, Apocalipse 8.3–4, Apocalipse 8.5, Apocalipse 8.7, Apocalipse 8.7–12, Apocalipse 8.8–9, Apocalipse 8.10–11, Apocalipse 8.12, Apocalipse 8.13, Apocalipse 9.1–12, Apocalipse 9.1–21, Apocalipse 9.2, Apocalipse 9.3–4, Apocalipse 9.5, Apocalipse 9.7–10, Apocalipse 9.11, Apocalipse 9.13–14, Apocalipse 9.15, Apocalipse 9.16, Apocalipse 9.17–19, Apocalipse 9.20–21, Apocalipse 10.1, Apocalipse 10.1–11.14, Apocalipse 10.2–3, Apocalipse 10.4, Apocalipse 10.5–6, Apocalipse 10.7, Apocalipse 10.8–10, Apocalipse 10.11, Apocalipse 11.1, Apocalipse 11.1–13, Apocalipse 11.2–3, Apocalipse 11.3, Apocalipse 11.4, Apocalipse 11.5, Apocalipse 11.6, Apocalipse 11.7–8, Apocalipse 11.8, Apocalipse 11.9, Apocalipse 11.10, Apocalipse 11.11, Apocalipse 11.12, Apocalipse 11.13, Apocalipse 11.15, Apocalipse 11.15–19, Apocalipse 11.16–18, Apocalipse 11.17, Apocalipse 11.18, Apocalipse 11.19, Apocalipse 12.1, Apocalipse 12.1–17, Apocalipse 12.1–14.20, Apocalipse 12.2, Apocalipse 12.3–4, Apocalipse 12.5, Apocalipse 12.6, Apocalipse 12.7–9, Apocalipse 12.10–11, Apocalipse 12.13, Apocalipse 12.14, Apocalipse 12.15–16, Apocalipse 12.17, Apocalipse 12.18, Apocalipse 12.18–13.18, Apocalipse 13.1, Apocalipse 13.1–10, Apocalipse 13.2, Apocalipse 13.3, Apocalipse 13.5, Apocalipse 13.5–8, Apocalipse 13.7, Apocalipse 13.8, Apocalipse 13.9–10, Apocalipse 13.10, Apocalipse 13.11, Apocalipse 13.11–18, Apocalipse 13.12, Apocalipse 13.12–15, Apocalipse 13.13–15, Apocalipse 13.14–15, Apocalipse 13.16–17, Apocalipse 13.18, Apocalipse 14.1, Apocalipse 14.1–5, Apocalipse 14.2–3, Apocalipse 14.4–5, Apocalipse 14.6–7, Apocalipse 14.6–13, Apocalipse 14.8, Apocalipse 14.9–11, Apocalipse 14.12, Apocalipse 14.13, Apocalipse 14.14, Apocalipse 14.14–20, Apocalipse 14.15–18, Apocalipse 14.18–20, Apocalipse 15.1, Apocalipse 15.1–16.21, Apocalipse 15.2, Apocalipse 15.3, Apocalipse 15.3–4, Apocalipse 15.4, Apocalipse 15.5–6, Apocalipse 15.7, Apocalipse 15.8, Apocalipse 16.1, Apocalipse 16.1–21, Apocalipse 16.2, Apocalipse 16.3–4, Apocalipse 16.5–6, Apocalipse 16.6, Apocalipse 16.7, Apocalipse 16.8–9, Apocalipse 16.10–11, Apocalipse 16.12, Apocalipse 16.13–14, Apocalipse 16.15, Apocalipse 16.16, Apocalipse 16.17, Apocalipse 16.18–20, Apocalipse 16.21, Apocalipse 17.1, Apocalipse 17.1–19.10, Apocalipse 17.2, Apocalipse 17.3–4, Apocalipse 17.5, Apocalipse 17.6, Apocalipse 17.7, Apocalipse 17.8, Apocalipse 17.8–11, Apocalipse 17.9, Apocalipse 17.10–11, Apocalipse 17.12–13, Apocalipse 17.14, Apocalipse 17.15–16, Apocalipse 17.17, Apocalipse 18.1, Apocalipse 18.1–3, Apocalipse 18.1–24, Apocalipse 18.2, Apocalipse 18.3, Apocalipse 18.4, Apocalipse 18.4–8, Apocalipse 18.5, Apocalipse 18.6, Apocalipse 18.7, Apocalipse 18.8, Apocalipse 18.9–10, Apocalipse 18.9–19, Apocalipse 18.10, Apocalipse 18.11–17, Apocalipse 18.12–13, Apocalipse 18.13, Apocalipse 18.14–17, Apocalipse 18.17–19, Apocalipse 18.20, Apocalipse 18.21, Apocalipse 18.21–24, Apocalipse 18.23, Apocalipse 19.1–2, Apocalipse 19.1–10, Apocalipse 19.2, Apocalipse 19.3, Apocalipse 19.4, Apocalipse 19.6–8, Apocalipse 19.7, Apocalipse 19.8, Apocalipse 19.9, Apocalipse 19.10, Apocalipse 19.11, Apocalipse 19.11–16, Apocalipse 19.11–20.15, Apocalipse 19.12, Apocalipse 19.13, Apocalipse 19.14, Apocalipse 19.15, Apocalipse 19.16, Apocalipse 19.17–19, Apocalipse 19.20, Apocalipse 19.21, Apocalipse 20.1–2, Apocalipse 20.1–10, Apocalipse 20.3, Apocalipse 20.4, Apocalipse 20.5–6, Apocalipse 20.6, Apocalipse 20.7–8, Apocalipse 20.7–10, Apocalipse 20.8, Apocalipse 20.9, Apocalipse 20.10, Apocalipse 20.11–15, Apocalipse 20.12, Apocalipse 20.13, Apocalipse 20.14, Apocalipse 21.1, Apocalipse 21.1–22.9, Apocalipse 21.2, Apocalipse 21.3, Apocalipse 21.4, Apocalipse 21.6, Apocalipse 21.7, Apocalipse 21.8, Apocalipse 21.9–22.9, Apocalipse 21.10, Apocalipse 21.11, Apocalipse 21.12–14, Apocalipse 21.15–17, Apocalipse 21.16, Apocalipse 21.17, Apocalipse 21.18, Apocalipse 21.19, Apocalipse 21.21, Apocalipse 21.22, Apocalipse 21.23, Apocalipse 21.24–25, Apocalipse 21.27, Apocalipse 22.1, Apocalipse 22.1–2, Apocalipse 22.2, Apocalipse 22.3, Apocalipse 22.4, Apocalipse 22.5, Apocalipse 22.6, Apocalipse 22.6–21, Apocalipse 22.7, Apocalipse 22.8–9, Apocalipse 22.10, Apocalipse 22.11, Apocalipse 22.12, Apocalipse 22.14, Apocalipse 22.15, Apocalipse 22.16, Apocalipse 22.17, Apocalipse 22.18–19, Apocalipse 22.20, Apocalipse 22.21</w:t>
+      </w:r>
+      <w:r/>
+    </w:p>
+    <w:p>
+      <w:r/>
+      <w:r>
+        <w:t xml:space="preserve"> </w:t>
+      </w:r>
+      <w:r/>
+      <w:r/>
+    </w:p>
+    <w:p>
+      <w:pPr>
+        <w:sectPr>
           <w:footnotePr>
             <w:numRestart w:val="eachSect"/>
           </w:footnotePr>

--- a/por/docx/66.content.docx
+++ b/por/docx/66.content.docx
@@ -163,13 +163,6 @@
         <w:rPr>
           <w:lang w:val="pt_PT" w:bidi="pt_PT"/>
         </w:rPr>
-      </w:r>
-      <w:r>
-        <w:rPr>
-          <w:i/>
-          <w:lang w:val="pt_PT" w:bidi="pt_PT"/>
-        </w:rPr>
-        <w:t>Apocalipse 1.1, Apocalipse 1.1–11, Apocalipse 1.2, Apocalipse 1.3, Apocalipse 1.4, Apocalipse 1.4–8, Apocalipse 1.5, Apocalipse 1.5–6, Apocalipse 1.8, Apocalipse 1.9, Apocalipse 1.9–11, Apocalipse 1.10, Apocalipse 1.11, Apocalipse 1.12, Apocalipse 1.12–20, Apocalipse 1.13, Apocalipse 1.14, Apocalipse 1.15, Apocalipse 1.16, Apocalipse 1.17, Apocalipse 1.18, Apocalipse 1.19, Apocalipse 1.20, Apocalipse 2.1, Apocalipse 2.1–7, Apocalipse 2.1–3.22, Apocalipse 2.2–3, Apocalipse 2.4, Apocalipse 2.5, Apocalipse 2.6, Apocalipse 2.7, Apocalipse 2.8, Apocalipse 2.8–11, Apocalipse 2.9, Apocalipse 2.10, Apocalipse 2.11, Apocalipse 2.12, Apocalipse 2.12–17, Apocalipse 2.13, Apocalipse 2.14–15, Apocalipse 2.17, Apocalipse 2.18, Apocalipse 2.18–29, Apocalipse 2.19, Apocalipse 2.20–21, Apocalipse 2.21, Apocalipse 2.22–23, Apocalipse 2.24, Apocalipse 2.26–28, Apocalipse 3.1, Apocalipse 3.1–6, Apocalipse 3.2–3, Apocalipse 3.4, Apocalipse 3.5, Apocalipse 3.7, Apocalipse 3.7–13, Apocalipse 3.8, Apocalipse 3.9, Apocalipse 3.10, Apocalipse 3.11, Apocalipse 3.12, Apocalipse 3.14, Apocalipse 3.14–22, Apocalipse 3.15–16, Apocalipse 3.17, Apocalipse 3.18, Apocalipse 3.19, Apocalipse 3.20, Apocalipse 3.21, Apocalipse 4.1, Apocalipse 4.1–11, Apocalipse 4.1–5.14, Apocalipse 4.2, Apocalipse 4.3, Apocalipse 4.4, Apocalipse 4.5, Apocalipse 4.6, Apocalipse 4.7, Apocalipse 4.8, Apocalipse 4.9–11, Apocalipse 4.11, Apocalipse 5.1, Apocalipse 5.1–14, Apocalipse 5.2–3, Apocalipse 5.4, Apocalipse 5.5, Apocalipse 5.6, Apocalipse 5.8, Apocalipse 5.9–10, Apocalipse 5.10, Apocalipse 5.11–12, Apocalipse 5.12, Apocalipse 5.13, Apocalipse 5.14, Apocalipse 6.1–8, Apocalipse 6.1–8.1, Apocalipse 6.1–16.21, Apocalipse 6.2, Apocalipse 6.3–4, Apocalipse 6.5–6, Apocalipse 6.7–8, Apocalipse 6.9, Apocalipse 6.9–11, Apocalipse 6.10, Apocalipse 6.11, Apocalipse 6.12–14, Apocalipse 6.12–17, Apocalipse 6.15–17, Apocalipse 7.1–3, Apocalipse 7.1–8, Apocalipse 7.1–17, Apocalipse 7.4–8, Apocalipse 7.9, Apocalipse 7.9–17, Apocalipse 7.10, Apocalipse 7.11–12, Apocalipse 7.14, Apocalipse 7.15, Apocalipse 7.16–17, Apocalipse 8.1, Apocalipse 8.2, Apocalipse 8.2–6, Apocalipse 8.2–11.19, Apocalipse 8.3–4, Apocalipse 8.5, Apocalipse 8.7, Apocalipse 8.7–12, Apocalipse 8.8–9, Apocalipse 8.10–11, Apocalipse 8.12, Apocalipse 8.13, Apocalipse 9.1–12, Apocalipse 9.1–21, Apocalipse 9.2, Apocalipse 9.3–4, Apocalipse 9.5, Apocalipse 9.7–10, Apocalipse 9.11, Apocalipse 9.13–14, Apocalipse 9.15, Apocalipse 9.16, Apocalipse 9.17–19, Apocalipse 9.20–21, Apocalipse 10.1, Apocalipse 10.1–11.14, Apocalipse 10.2–3, Apocalipse 10.4, Apocalipse 10.5–6, Apocalipse 10.7, Apocalipse 10.8–10, Apocalipse 10.11, Apocalipse 11.1, Apocalipse 11.1–13, Apocalipse 11.2–3, Apocalipse 11.3, Apocalipse 11.4, Apocalipse 11.5, Apocalipse 11.6, Apocalipse 11.7–8, Apocalipse 11.8, Apocalipse 11.9, Apocalipse 11.10, Apocalipse 11.11, Apocalipse 11.12, Apocalipse 11.13, Apocalipse 11.15, Apocalipse 11.15–19, Apocalipse 11.16–18, Apocalipse 11.17, Apocalipse 11.18, Apocalipse 11.19, Apocalipse 12.1, Apocalipse 12.1–17, Apocalipse 12.1–14.20, Apocalipse 12.2, Apocalipse 12.3–4, Apocalipse 12.5, Apocalipse 12.6, Apocalipse 12.7–9, Apocalipse 12.10–11, Apocalipse 12.13, Apocalipse 12.14, Apocalipse 12.15–16, Apocalipse 12.17, Apocalipse 12.18, Apocalipse 12.18–13.18, Apocalipse 13.1, Apocalipse 13.1–10, Apocalipse 13.2, Apocalipse 13.3, Apocalipse 13.5, Apocalipse 13.5–8, Apocalipse 13.7, Apocalipse 13.8, Apocalipse 13.9–10, Apocalipse 13.10, Apocalipse 13.11, Apocalipse 13.11–18, Apocalipse 13.12, Apocalipse 13.12–15, Apocalipse 13.13–15, Apocalipse 13.14–15, Apocalipse 13.16–17, Apocalipse 13.18, Apocalipse 14.1, Apocalipse 14.1–5, Apocalipse 14.2–3, Apocalipse 14.4–5, Apocalipse 14.6–7, Apocalipse 14.6–13, Apocalipse 14.8, Apocalipse 14.9–11, Apocalipse 14.12, Apocalipse 14.13, Apocalipse 14.14, Apocalipse 14.14–20, Apocalipse 14.15–18, Apocalipse 14.18–20, Apocalipse 15.1, Apocalipse 15.1–16.21, Apocalipse 15.2, Apocalipse 15.3, Apocalipse 15.3–4, Apocalipse 15.4, Apocalipse 15.5–6, Apocalipse 15.7, Apocalipse 15.8, Apocalipse 16.1, Apocalipse 16.1–21, Apocalipse 16.2, Apocalipse 16.3–4, Apocalipse 16.5–6, Apocalipse 16.6, Apocalipse 16.7, Apocalipse 16.8–9, Apocalipse 16.10–11, Apocalipse 16.12, Apocalipse 16.13–14, Apocalipse 16.15, Apocalipse 16.16, Apocalipse 16.17, Apocalipse 16.18–20, Apocalipse 16.21, Apocalipse 17.1, Apocalipse 17.1–19.10, Apocalipse 17.2, Apocalipse 17.3–4, Apocalipse 17.5, Apocalipse 17.6, Apocalipse 17.7, Apocalipse 17.8, Apocalipse 17.8–11, Apocalipse 17.9, Apocalipse 17.10–11, Apocalipse 17.12–13, Apocalipse 17.14, Apocalipse 17.15–16, Apocalipse 17.17, Apocalipse 18.1, Apocalipse 18.1–3, Apocalipse 18.1–24, Apocalipse 18.2, Apocalipse 18.3, Apocalipse 18.4, Apocalipse 18.4–8, Apocalipse 18.5, Apocalipse 18.6, Apocalipse 18.7, Apocalipse 18.8, Apocalipse 18.9–10, Apocalipse 18.9–19, Apocalipse 18.10, Apocalipse 18.11–17, Apocalipse 18.12–13, Apocalipse 18.13, Apocalipse 18.14–17, Apocalipse 18.17–19, Apocalipse 18.20, Apocalipse 18.21, Apocalipse 18.21–24, Apocalipse 18.23, Apocalipse 19.1–2, Apocalipse 19.1–10, Apocalipse 19.2, Apocalipse 19.3, Apocalipse 19.4, Apocalipse 19.6–8, Apocalipse 19.7, Apocalipse 19.8, Apocalipse 19.9, Apocalipse 19.10, Apocalipse 19.11, Apocalipse 19.11–16, Apocalipse 19.11–20.15, Apocalipse 19.12, Apocalipse 19.13, Apocalipse 19.14, Apocalipse 19.15, Apocalipse 19.16, Apocalipse 19.17–19, Apocalipse 19.20, Apocalipse 19.21, Apocalipse 20.1–2, Apocalipse 20.1–10, Apocalipse 20.3, Apocalipse 20.4, Apocalipse 20.5–6, Apocalipse 20.6, Apocalipse 20.7–8, Apocalipse 20.7–10, Apocalipse 20.8, Apocalipse 20.9, Apocalipse 20.10, Apocalipse 20.11–15, Apocalipse 20.12, Apocalipse 20.13, Apocalipse 20.14, Apocalipse 21.1, Apocalipse 21.1–22.9, Apocalipse 21.2, Apocalipse 21.3, Apocalipse 21.4, Apocalipse 21.6, Apocalipse 21.7, Apocalipse 21.8, Apocalipse 21.9–22.9, Apocalipse 21.10, Apocalipse 21.11, Apocalipse 21.12–14, Apocalipse 21.15–17, Apocalipse 21.16, Apocalipse 21.17, Apocalipse 21.18, Apocalipse 21.19, Apocalipse 21.21, Apocalipse 21.22, Apocalipse 21.23, Apocalipse 21.24–25, Apocalipse 21.27, Apocalipse 22.1, Apocalipse 22.1–2, Apocalipse 22.2, Apocalipse 22.3, Apocalipse 22.4, Apocalipse 22.5, Apocalipse 22.6, Apocalipse 22.6–21, Apocalipse 22.7, Apocalipse 22.8–9, Apocalipse 22.10, Apocalipse 22.11, Apocalipse 22.12, Apocalipse 22.14, Apocalipse 22.15, Apocalipse 22.16, Apocalipse 22.17, Apocalipse 22.18–19, Apocalipse 22.20, Apocalipse 22.21</w:t>
       </w:r>
       <w:r>
         <w:rPr>

--- a/por/docx/66.content.docx
+++ b/por/docx/66.content.docx
@@ -150,19 +150,6 @@
           <w:lang w:val="pt_PT" w:bidi="pt_PT"/>
         </w:rPr>
         <w:t>REV</w:t>
-      </w:r>
-      <w:r>
-        <w:rPr>
-          <w:lang w:val="pt_PT" w:bidi="pt_PT"/>
-        </w:rPr>
-      </w:r>
-    </w:p>
-    <w:p>
-      <w:pPr/>
-      <w:r>
-        <w:rPr>
-          <w:lang w:val="pt_PT" w:bidi="pt_PT"/>
-        </w:rPr>
       </w:r>
       <w:r>
         <w:rPr>

--- a/por/docx/66.content.docx
+++ b/por/docx/66.content.docx
@@ -19,7 +19,7 @@
         <w:rPr>
           <w:lang w:val="pt_PT" w:bidi="pt_PT"/>
         </w:rPr>
-        <w:t>Resource: Notas de Estudo (Tyndale)</w:t>
+        <w:t>Resource: Tyndale Open Study Notes</w:t>
       </w:r>
       <w:r>
         <w:rPr>
@@ -112,7 +112,7 @@
         <w:rPr>
           <w:lang w:val="pt_PT" w:bidi="pt_PT"/>
         </w:rPr>
-        <w:t>Notas de Estudo (Tyndale)</w:t>
+        <w:t>Tyndale Open Study Notes</w:t>
       </w:r>
     </w:p>
     <w:p>

--- a/por/docx/66.content.docx
+++ b/por/docx/66.content.docx
@@ -19,7 +19,7 @@
         <w:rPr>
           <w:lang w:val="pt_PT" w:bidi="pt_PT"/>
         </w:rPr>
-        <w:t>Resource: Tyndale Open Study Notes</w:t>
+        <w:t>Resource: Aquifer Open Study Notes</w:t>
       </w:r>
       <w:r>
         <w:rPr>
@@ -112,7 +112,7 @@
         <w:rPr>
           <w:lang w:val="pt_PT" w:bidi="pt_PT"/>
         </w:rPr>
-        <w:t>Tyndale Open Study Notes</w:t>
+        <w:t>Aquifer Open Study Notes</w:t>
       </w:r>
     </w:p>
     <w:p>
